--- a/career/Zain-Dana-Harper-Portfolio-Brief.docx
+++ b/career/Zain-Dana-Harper-Portfolio-Brief.docx
@@ -21,6 +21,26 @@
       </w:r>
     </w:p>
     <w:p>
+      <w:r>
+        <w:t>Seattle, Washington</w:t>
+      </w:r>
+    </w:p>
+    <w:p>
+      <w:r>
+        <w:t>zaindharper@gmail.com</w:t>
+      </w:r>
+    </w:p>
+    <w:p>
+      <w:r>
+        <w:t>LinkedIn</w:t>
+      </w:r>
+    </w:p>
+    <w:p>
+      <w:r>
+        <w:t>GitHub</w:t>
+      </w:r>
+    </w:p>
+    <w:p>
       <w:pPr>
         <w:pStyle w:val="Heading2"/>
       </w:pPr>
@@ -36,6 +56,21 @@
     <w:p>
       <w:r>
         <w:t>hiring signal because they show work crossing someone else's review boundary.</w:t>
+      </w:r>
+    </w:p>
+    <w:p>
+      <w:r>
+        <w:t>Download portfolio brief PDF</w:t>
+      </w:r>
+    </w:p>
+    <w:p>
+      <w:r>
+        <w:t>·</w:t>
+      </w:r>
+    </w:p>
+    <w:p>
+      <w:r>
+        <w:t>Download portfolio brief DOCX</w:t>
       </w:r>
     </w:p>
     <w:p>
@@ -71,6 +106,21 @@
     <w:p>
       <w:r>
         <w:t>error.</w:t>
+      </w:r>
+    </w:p>
+    <w:p>
+      <w:r>
+        <w:t>Accepted external work is counted separately from open work and closed without merge work. Open</w:t>
+      </w:r>
+    </w:p>
+    <w:p>
+      <w:r>
+        <w:t>is not accepted; it stays out of the accepted-work count until a maintainer merges or adopts the</w:t>
+      </w:r>
+    </w:p>
+    <w:p>
+      <w:r>
+        <w:t>change.</w:t>
       </w:r>
     </w:p>
     <w:p>

--- a/career/Zain-Dana-Harper-Portfolio-Brief.docx
+++ b/career/Zain-Dana-Harper-Portfolio-Brief.docx
@@ -136,6 +136,16 @@
     <w:p>
       <w:r>
         <w:t>project evidence.</w:t>
+      </w:r>
+    </w:p>
+    <w:p>
+      <w:r>
+        <w:t>Current version authority is taken from the public registry and release receipts: Index 2.9.0,</w:t>
+      </w:r>
+    </w:p>
+    <w:p>
+      <w:r>
+        <w:t>Gather 1.6.1, Forum 1.13.0, BuildLang 1.2.0, EMET 1.2.0, and Phantom 1.1.0.</w:t>
       </w:r>
     </w:p>
     <w:p>

--- a/career/Zain-Dana-Harper-Portfolio-Brief.docx
+++ b/career/Zain-Dana-Harper-Portfolio-Brief.docx
@@ -136,16 +136,6 @@
     <w:p>
       <w:r>
         <w:t>project evidence.</w:t>
-      </w:r>
-    </w:p>
-    <w:p>
-      <w:r>
-        <w:t>Current version authority is taken from the public registry and release receipts: Index 2.9.0,</w:t>
-      </w:r>
-    </w:p>
-    <w:p>
-      <w:r>
-        <w:t>Gather 1.6.1, Forum 1.13.0, BuildLang 1.2.0, EMET 1.2.0, and Phantom 1.1.0.</w:t>
       </w:r>
     </w:p>
     <w:p>

--- a/career/Zain-Dana-Harper-Portfolio-Brief.docx
+++ b/career/Zain-Dana-Harper-Portfolio-Brief.docx
@@ -140,6 +140,16 @@
     </w:p>
     <w:p>
       <w:r>
+        <w:t>Current version authority is taken from the public registry and release receipts: Index 2.9.0,</w:t>
+      </w:r>
+    </w:p>
+    <w:p>
+      <w:r>
+        <w:t>Gather 1.6.1, Forum 1.13.0, BuildLang 1.2.0, EMET 1.2.0, and Phantom 1.1.0.</w:t>
+      </w:r>
+    </w:p>
+    <w:p>
+      <w:r>
         <w:t>Flywheel</w:t>
       </w:r>
     </w:p>
@@ -150,12 +160,12 @@
     </w:p>
     <w:p>
       <w:r>
-        <w:t>Primary public system and mothership for model routing, verification, gated agent actions, local</w:t>
+        <w:t>Featured agent-work platform for model routing, verification, gated actions, local workflows,</w:t>
       </w:r>
     </w:p>
     <w:p>
       <w:r>
-        <w:t>workflows, and receipt-bearing execution.</w:t>
+        <w:t>and receipt-bearing execution.</w:t>
       </w:r>
     </w:p>
     <w:p>

--- a/career/Zain-Dana-Harper-Portfolio-Brief.docx
+++ b/career/Zain-Dana-Harper-Portfolio-Brief.docx
@@ -686,6 +686,9 @@
     <w:name w:val="Normal"/>
     <w:qFormat/>
     <w:rsid w:val="00FC693F"/>
+    <w:rPr>
+      <w:sz w:val="21"/>
+    </w:rPr>
   </w:style>
   <w:style w:type="paragraph" w:styleId="Header">
     <w:name w:val="header"/>
